--- a/docs/FIFO.docx
+++ b/docs/FIFO.docx
@@ -526,7 +526,7 @@
         </w:rPr>
         <w:drawing>
           <wp:inline distT="0" distB="0" distL="0" distR="0" wp14:anchorId="3A2EB7C4" wp14:editId="2D4CA403">
-            <wp:extent cx="5486400" cy="3472180"/>
+            <wp:extent cx="5222514" cy="3305175"/>
             <wp:effectExtent l="0" t="0" r="0" b="0"/>
             <wp:docPr id="1" name="Picture 1"/>
             <wp:cNvGraphicFramePr>
@@ -540,7 +540,7 @@
                     <pic:cNvPicPr/>
                   </pic:nvPicPr>
                   <pic:blipFill>
-                    <a:blip r:embed="rId4" cstate="print">
+                    <a:blip r:embed="rId5" cstate="print">
                       <a:extLst>
                         <a:ext uri="{28A0092B-C50C-407E-A947-70E740481C1C}">
                           <a14:useLocalDpi xmlns:a14="http://schemas.microsoft.com/office/drawing/2010/main" val="0"/>
@@ -554,7 +554,7 @@
                   <pic:spPr>
                     <a:xfrm>
                       <a:off x="0" y="0"/>
-                      <a:ext cx="5486400" cy="3472180"/>
+                      <a:ext cx="5233659" cy="3312228"/>
                     </a:xfrm>
                     <a:prstGeom prst="rect">
                       <a:avLst/>
@@ -566,14 +566,127 @@
           </wp:inline>
         </w:drawing>
       </w:r>
-      <w:bookmarkStart w:id="0" w:name="_GoBack"/>
-      <w:bookmarkEnd w:id="0"/>
+    </w:p>
+    <w:p>
+      <w:r>
+        <w:t>Write pointer:</w:t>
+      </w:r>
+    </w:p>
+    <w:p>
       <w:r>
         <w:drawing>
-          <wp:inline distT="0" distB="0" distL="0" distR="0" wp14:anchorId="592B7DFF" wp14:editId="748D968C">
-            <wp:extent cx="5486400" cy="1471295"/>
+          <wp:inline distT="0" distB="0" distL="0" distR="0" wp14:anchorId="19FB9BB0" wp14:editId="0A6F42AA">
+            <wp:extent cx="3609975" cy="1009650"/>
+            <wp:effectExtent l="0" t="0" r="9525" b="0"/>
+            <wp:docPr id="12" name="Picture 12"/>
+            <wp:cNvGraphicFramePr>
+              <a:graphicFrameLocks xmlns:a="http://schemas.openxmlformats.org/drawingml/2006/main" noChangeAspect="1"/>
+            </wp:cNvGraphicFramePr>
+            <a:graphic xmlns:a="http://schemas.openxmlformats.org/drawingml/2006/main">
+              <a:graphicData uri="http://schemas.openxmlformats.org/drawingml/2006/picture">
+                <pic:pic xmlns:pic="http://schemas.openxmlformats.org/drawingml/2006/picture">
+                  <pic:nvPicPr>
+                    <pic:cNvPr id="1" name=""/>
+                    <pic:cNvPicPr/>
+                  </pic:nvPicPr>
+                  <pic:blipFill rotWithShape="1">
+                    <a:blip r:embed="rId6"/>
+                    <a:srcRect t="2" r="7785" b="935"/>
+                    <a:stretch/>
+                  </pic:blipFill>
+                  <pic:spPr bwMode="auto">
+                    <a:xfrm>
+                      <a:off x="0" y="0"/>
+                      <a:ext cx="3610479" cy="1009791"/>
+                    </a:xfrm>
+                    <a:prstGeom prst="rect">
+                      <a:avLst/>
+                    </a:prstGeom>
+                    <a:ln>
+                      <a:noFill/>
+                    </a:ln>
+                    <a:extLst>
+                      <a:ext uri="{53640926-AAD7-44D8-BBD7-CCE9431645EC}">
+                        <a14:shadowObscured xmlns:a14="http://schemas.microsoft.com/office/drawing/2010/main"/>
+                      </a:ext>
+                    </a:extLst>
+                  </pic:spPr>
+                </pic:pic>
+              </a:graphicData>
+            </a:graphic>
+          </wp:inline>
+        </w:drawing>
+      </w:r>
+    </w:p>
+    <w:p>
+      <w:r>
+        <w:t>Read pointer:</w:t>
+      </w:r>
+      <w:r>
+        <w:t xml:space="preserve"> </w:t>
+      </w:r>
+    </w:p>
+    <w:p>
+      <w:r>
+        <w:drawing>
+          <wp:inline distT="0" distB="0" distL="0" distR="0" wp14:anchorId="534B8C8E" wp14:editId="203867F4">
+            <wp:extent cx="3648075" cy="981075"/>
+            <wp:effectExtent l="0" t="0" r="9525" b="9525"/>
+            <wp:docPr id="15" name="Picture 15"/>
+            <wp:cNvGraphicFramePr>
+              <a:graphicFrameLocks xmlns:a="http://schemas.openxmlformats.org/drawingml/2006/main" noChangeAspect="1"/>
+            </wp:cNvGraphicFramePr>
+            <a:graphic xmlns:a="http://schemas.openxmlformats.org/drawingml/2006/main">
+              <a:graphicData uri="http://schemas.openxmlformats.org/drawingml/2006/picture">
+                <pic:pic xmlns:pic="http://schemas.openxmlformats.org/drawingml/2006/picture">
+                  <pic:nvPicPr>
+                    <pic:cNvPr id="1" name=""/>
+                    <pic:cNvPicPr/>
+                  </pic:nvPicPr>
+                  <pic:blipFill rotWithShape="1">
+                    <a:blip r:embed="rId7"/>
+                    <a:srcRect r="777"/>
+                    <a:stretch/>
+                  </pic:blipFill>
+                  <pic:spPr bwMode="auto">
+                    <a:xfrm>
+                      <a:off x="0" y="0"/>
+                      <a:ext cx="3648584" cy="981212"/>
+                    </a:xfrm>
+                    <a:prstGeom prst="rect">
+                      <a:avLst/>
+                    </a:prstGeom>
+                    <a:ln>
+                      <a:noFill/>
+                    </a:ln>
+                    <a:extLst>
+                      <a:ext uri="{53640926-AAD7-44D8-BBD7-CCE9431645EC}">
+                        <a14:shadowObscured xmlns:a14="http://schemas.microsoft.com/office/drawing/2010/main"/>
+                      </a:ext>
+                    </a:extLst>
+                  </pic:spPr>
+                </pic:pic>
+              </a:graphicData>
+            </a:graphic>
+          </wp:inline>
+        </w:drawing>
+      </w:r>
+    </w:p>
+    <w:p>
+      <w:r>
+        <w:t>Read to Write Synchronizer:</w:t>
+      </w:r>
+      <w:r>
+        <w:t xml:space="preserve"> </w:t>
+      </w:r>
+    </w:p>
+    <w:p>
+      <w:r>
+        <w:drawing>
+          <wp:inline distT="0" distB="0" distL="0" distR="0" wp14:anchorId="6425299B" wp14:editId="1E55E4AE">
+            <wp:extent cx="5486400" cy="904240"/>
             <wp:effectExtent l="0" t="0" r="0" b="0"/>
-            <wp:docPr id="2" name="Picture 2"/>
+            <wp:docPr id="19" name="Picture 19"/>
             <wp:cNvGraphicFramePr>
               <a:graphicFrameLocks xmlns:a="http://schemas.openxmlformats.org/drawingml/2006/main" noChangeAspect="1"/>
             </wp:cNvGraphicFramePr>
@@ -585,7 +698,7 @@
                     <pic:cNvPicPr/>
                   </pic:nvPicPr>
                   <pic:blipFill>
-                    <a:blip r:embed="rId5"/>
+                    <a:blip r:embed="rId8"/>
                     <a:stretch>
                       <a:fillRect/>
                     </a:stretch>
@@ -593,7 +706,7 @@
                   <pic:spPr>
                     <a:xfrm>
                       <a:off x="0" y="0"/>
-                      <a:ext cx="5486400" cy="1471295"/>
+                      <a:ext cx="5486400" cy="904240"/>
                     </a:xfrm>
                     <a:prstGeom prst="rect">
                       <a:avLst/>
@@ -606,6 +719,64 @@
         </w:drawing>
       </w:r>
     </w:p>
+    <w:p>
+      <w:r>
+        <w:t>Write</w:t>
+      </w:r>
+      <w:r>
+        <w:t xml:space="preserve"> to Read</w:t>
+      </w:r>
+      <w:r>
+        <w:t xml:space="preserve"> Synchronizer: </w:t>
+      </w:r>
+    </w:p>
+    <w:p>
+      <w:r>
+        <w:drawing>
+          <wp:inline distT="0" distB="0" distL="0" distR="0" wp14:anchorId="31017353" wp14:editId="1B02B2C7">
+            <wp:extent cx="5486400" cy="906780"/>
+            <wp:effectExtent l="0" t="0" r="0" b="7620"/>
+            <wp:docPr id="20" name="Picture 20"/>
+            <wp:cNvGraphicFramePr>
+              <a:graphicFrameLocks xmlns:a="http://schemas.openxmlformats.org/drawingml/2006/main" noChangeAspect="1"/>
+            </wp:cNvGraphicFramePr>
+            <a:graphic xmlns:a="http://schemas.openxmlformats.org/drawingml/2006/main">
+              <a:graphicData uri="http://schemas.openxmlformats.org/drawingml/2006/picture">
+                <pic:pic xmlns:pic="http://schemas.openxmlformats.org/drawingml/2006/picture">
+                  <pic:nvPicPr>
+                    <pic:cNvPr id="1" name=""/>
+                    <pic:cNvPicPr/>
+                  </pic:nvPicPr>
+                  <pic:blipFill>
+                    <a:blip r:embed="rId9"/>
+                    <a:stretch>
+                      <a:fillRect/>
+                    </a:stretch>
+                  </pic:blipFill>
+                  <pic:spPr>
+                    <a:xfrm>
+                      <a:off x="0" y="0"/>
+                      <a:ext cx="5486400" cy="906780"/>
+                    </a:xfrm>
+                    <a:prstGeom prst="rect">
+                      <a:avLst/>
+                    </a:prstGeom>
+                  </pic:spPr>
+                </pic:pic>
+              </a:graphicData>
+            </a:graphic>
+          </wp:inline>
+        </w:drawing>
+      </w:r>
+    </w:p>
+    <w:p/>
+    <w:p>
+      <w:bookmarkStart w:id="0" w:name="_GoBack"/>
+      <w:bookmarkEnd w:id="0"/>
+    </w:p>
+    <w:p/>
+    <w:p/>
+    <w:p/>
     <w:sectPr>
       <w:pgSz w:w="12240" w:h="15840"/>
       <w:pgMar w:top="1440" w:right="1800" w:bottom="1440" w:left="1800" w:header="720" w:footer="720" w:gutter="0"/>
@@ -1367,4 +1538,16 @@
     </a:ext>
   </a:extLst>
 </a:theme>
+</file>
+
+<file path=customXml/item1.xml><?xml version="1.0" encoding="utf-8"?>
+<b:Sources xmlns:b="http://schemas.openxmlformats.org/officeDocument/2006/bibliography" xmlns="http://schemas.openxmlformats.org/officeDocument/2006/bibliography" SelectedStyle="\APASixthEditionOfficeOnline.xsl" StyleName="APA" Version="6"/>
+</file>
+
+<file path=customXml/itemProps1.xml><?xml version="1.0" encoding="utf-8"?>
+<ds:datastoreItem xmlns:ds="http://schemas.openxmlformats.org/officeDocument/2006/customXml" ds:itemID="{0F0217E5-A839-4A15-BE37-E12F4E33484A}">
+  <ds:schemaRefs>
+    <ds:schemaRef ds:uri="http://schemas.openxmlformats.org/officeDocument/2006/bibliography"/>
+  </ds:schemaRefs>
+</ds:datastoreItem>
 </file>
--- a/docs/FIFO.docx
+++ b/docs/FIFO.docx
@@ -569,11 +569,58 @@
     </w:p>
     <w:p>
       <w:r>
+        <w:t>Read &amp; Write Transactions:</w:t>
+      </w:r>
+    </w:p>
+    <w:p>
+      <w:r>
+        <w:drawing>
+          <wp:inline distT="0" distB="0" distL="0" distR="0" wp14:anchorId="007683FA" wp14:editId="3E7F53D1">
+            <wp:extent cx="4610743" cy="1629002"/>
+            <wp:effectExtent l="0" t="0" r="0" b="9525"/>
+            <wp:docPr id="3" name="Picture 3"/>
+            <wp:cNvGraphicFramePr>
+              <a:graphicFrameLocks xmlns:a="http://schemas.openxmlformats.org/drawingml/2006/main" noChangeAspect="1"/>
+            </wp:cNvGraphicFramePr>
+            <a:graphic xmlns:a="http://schemas.openxmlformats.org/drawingml/2006/main">
+              <a:graphicData uri="http://schemas.openxmlformats.org/drawingml/2006/picture">
+                <pic:pic xmlns:pic="http://schemas.openxmlformats.org/drawingml/2006/picture">
+                  <pic:nvPicPr>
+                    <pic:cNvPr id="1" name=""/>
+                    <pic:cNvPicPr/>
+                  </pic:nvPicPr>
+                  <pic:blipFill>
+                    <a:blip r:embed="rId6"/>
+                    <a:stretch>
+                      <a:fillRect/>
+                    </a:stretch>
+                  </pic:blipFill>
+                  <pic:spPr>
+                    <a:xfrm>
+                      <a:off x="0" y="0"/>
+                      <a:ext cx="4610743" cy="1629002"/>
+                    </a:xfrm>
+                    <a:prstGeom prst="rect">
+                      <a:avLst/>
+                    </a:prstGeom>
+                  </pic:spPr>
+                </pic:pic>
+              </a:graphicData>
+            </a:graphic>
+          </wp:inline>
+        </w:drawing>
+      </w:r>
+    </w:p>
+    <w:p>
+      <w:r>
         <w:t>Write pointer:</w:t>
       </w:r>
     </w:p>
     <w:p>
       <w:r>
+        <w:rPr>
+          <w:noProof/>
+        </w:rPr>
         <w:drawing>
           <wp:inline distT="0" distB="0" distL="0" distR="0" wp14:anchorId="19FB9BB0" wp14:editId="0A6F42AA">
             <wp:extent cx="3609975" cy="1009650"/>
@@ -590,7 +637,7 @@
                     <pic:cNvPicPr/>
                   </pic:nvPicPr>
                   <pic:blipFill rotWithShape="1">
-                    <a:blip r:embed="rId6"/>
+                    <a:blip r:embed="rId7"/>
                     <a:srcRect t="2" r="7785" b="935"/>
                     <a:stretch/>
                   </pic:blipFill>
@@ -628,6 +675,9 @@
     </w:p>
     <w:p>
       <w:r>
+        <w:rPr>
+          <w:noProof/>
+        </w:rPr>
         <w:drawing>
           <wp:inline distT="0" distB="0" distL="0" distR="0" wp14:anchorId="534B8C8E" wp14:editId="203867F4">
             <wp:extent cx="3648075" cy="981075"/>
@@ -644,7 +694,7 @@
                     <pic:cNvPicPr/>
                   </pic:nvPicPr>
                   <pic:blipFill rotWithShape="1">
-                    <a:blip r:embed="rId7"/>
+                    <a:blip r:embed="rId8"/>
                     <a:srcRect r="777"/>
                     <a:stretch/>
                   </pic:blipFill>
@@ -674,6 +724,7 @@
     </w:p>
     <w:p>
       <w:r>
+        <w:lastRenderedPageBreak/>
         <w:t>Read to Write Synchronizer:</w:t>
       </w:r>
       <w:r>
@@ -682,61 +733,14 @@
     </w:p>
     <w:p>
       <w:r>
+        <w:rPr>
+          <w:noProof/>
+        </w:rPr>
         <w:drawing>
           <wp:inline distT="0" distB="0" distL="0" distR="0" wp14:anchorId="6425299B" wp14:editId="1E55E4AE">
             <wp:extent cx="5486400" cy="904240"/>
             <wp:effectExtent l="0" t="0" r="0" b="0"/>
             <wp:docPr id="19" name="Picture 19"/>
-            <wp:cNvGraphicFramePr>
-              <a:graphicFrameLocks xmlns:a="http://schemas.openxmlformats.org/drawingml/2006/main" noChangeAspect="1"/>
-            </wp:cNvGraphicFramePr>
-            <a:graphic xmlns:a="http://schemas.openxmlformats.org/drawingml/2006/main">
-              <a:graphicData uri="http://schemas.openxmlformats.org/drawingml/2006/picture">
-                <pic:pic xmlns:pic="http://schemas.openxmlformats.org/drawingml/2006/picture">
-                  <pic:nvPicPr>
-                    <pic:cNvPr id="1" name=""/>
-                    <pic:cNvPicPr/>
-                  </pic:nvPicPr>
-                  <pic:blipFill>
-                    <a:blip r:embed="rId8"/>
-                    <a:stretch>
-                      <a:fillRect/>
-                    </a:stretch>
-                  </pic:blipFill>
-                  <pic:spPr>
-                    <a:xfrm>
-                      <a:off x="0" y="0"/>
-                      <a:ext cx="5486400" cy="904240"/>
-                    </a:xfrm>
-                    <a:prstGeom prst="rect">
-                      <a:avLst/>
-                    </a:prstGeom>
-                  </pic:spPr>
-                </pic:pic>
-              </a:graphicData>
-            </a:graphic>
-          </wp:inline>
-        </w:drawing>
-      </w:r>
-    </w:p>
-    <w:p>
-      <w:r>
-        <w:t>Write</w:t>
-      </w:r>
-      <w:r>
-        <w:t xml:space="preserve"> to Read</w:t>
-      </w:r>
-      <w:r>
-        <w:t xml:space="preserve"> Synchronizer: </w:t>
-      </w:r>
-    </w:p>
-    <w:p>
-      <w:r>
-        <w:drawing>
-          <wp:inline distT="0" distB="0" distL="0" distR="0" wp14:anchorId="31017353" wp14:editId="1B02B2C7">
-            <wp:extent cx="5486400" cy="906780"/>
-            <wp:effectExtent l="0" t="0" r="0" b="7620"/>
-            <wp:docPr id="20" name="Picture 20"/>
             <wp:cNvGraphicFramePr>
               <a:graphicFrameLocks xmlns:a="http://schemas.openxmlformats.org/drawingml/2006/main" noChangeAspect="1"/>
             </wp:cNvGraphicFramePr>
@@ -756,6 +760,53 @@
                   <pic:spPr>
                     <a:xfrm>
                       <a:off x="0" y="0"/>
+                      <a:ext cx="5486400" cy="904240"/>
+                    </a:xfrm>
+                    <a:prstGeom prst="rect">
+                      <a:avLst/>
+                    </a:prstGeom>
+                  </pic:spPr>
+                </pic:pic>
+              </a:graphicData>
+            </a:graphic>
+          </wp:inline>
+        </w:drawing>
+      </w:r>
+    </w:p>
+    <w:p>
+      <w:r>
+        <w:t xml:space="preserve">Write to Read Synchronizer: </w:t>
+      </w:r>
+    </w:p>
+    <w:p>
+      <w:r>
+        <w:rPr>
+          <w:noProof/>
+        </w:rPr>
+        <w:drawing>
+          <wp:inline distT="0" distB="0" distL="0" distR="0" wp14:anchorId="31017353" wp14:editId="1B02B2C7">
+            <wp:extent cx="5486400" cy="906780"/>
+            <wp:effectExtent l="0" t="0" r="0" b="7620"/>
+            <wp:docPr id="20" name="Picture 20"/>
+            <wp:cNvGraphicFramePr>
+              <a:graphicFrameLocks xmlns:a="http://schemas.openxmlformats.org/drawingml/2006/main" noChangeAspect="1"/>
+            </wp:cNvGraphicFramePr>
+            <a:graphic xmlns:a="http://schemas.openxmlformats.org/drawingml/2006/main">
+              <a:graphicData uri="http://schemas.openxmlformats.org/drawingml/2006/picture">
+                <pic:pic xmlns:pic="http://schemas.openxmlformats.org/drawingml/2006/picture">
+                  <pic:nvPicPr>
+                    <pic:cNvPr id="1" name=""/>
+                    <pic:cNvPicPr/>
+                  </pic:nvPicPr>
+                  <pic:blipFill>
+                    <a:blip r:embed="rId10"/>
+                    <a:stretch>
+                      <a:fillRect/>
+                    </a:stretch>
+                  </pic:blipFill>
+                  <pic:spPr>
+                    <a:xfrm>
+                      <a:off x="0" y="0"/>
                       <a:ext cx="5486400" cy="906780"/>
                     </a:xfrm>
                     <a:prstGeom prst="rect">
@@ -769,14 +820,10 @@
         </w:drawing>
       </w:r>
     </w:p>
-    <w:p/>
     <w:p>
       <w:bookmarkStart w:id="0" w:name="_GoBack"/>
       <w:bookmarkEnd w:id="0"/>
     </w:p>
-    <w:p/>
-    <w:p/>
-    <w:p/>
     <w:sectPr>
       <w:pgSz w:w="12240" w:h="15840"/>
       <w:pgMar w:top="1440" w:right="1800" w:bottom="1440" w:left="1800" w:header="720" w:footer="720" w:gutter="0"/>
@@ -1545,7 +1592,7 @@
 </file>
 
 <file path=customXml/itemProps1.xml><?xml version="1.0" encoding="utf-8"?>
-<ds:datastoreItem xmlns:ds="http://schemas.openxmlformats.org/officeDocument/2006/customXml" ds:itemID="{0F0217E5-A839-4A15-BE37-E12F4E33484A}">
+<ds:datastoreItem xmlns:ds="http://schemas.openxmlformats.org/officeDocument/2006/customXml" ds:itemID="{BDEBF73F-E294-4505-A3A5-EB5687C50968}">
   <ds:schemaRefs>
     <ds:schemaRef ds:uri="http://schemas.openxmlformats.org/officeDocument/2006/bibliography"/>
   </ds:schemaRefs>

--- a/docs/FIFO.docx
+++ b/docs/FIFO.docx
@@ -574,6 +574,9 @@
     </w:p>
     <w:p>
       <w:r>
+        <w:rPr>
+          <w:noProof/>
+        </w:rPr>
         <w:drawing>
           <wp:inline distT="0" distB="0" distL="0" distR="0" wp14:anchorId="007683FA" wp14:editId="3E7F53D1">
             <wp:extent cx="4610743" cy="1629002"/>
@@ -621,6 +624,7 @@
         <w:rPr>
           <w:noProof/>
         </w:rPr>
+        <w:lastRenderedPageBreak/>
         <w:drawing>
           <wp:inline distT="0" distB="0" distL="0" distR="0" wp14:anchorId="19FB9BB0" wp14:editId="0A6F42AA">
             <wp:extent cx="3609975" cy="1009650"/>
@@ -724,7 +728,6 @@
     </w:p>
     <w:p>
       <w:r>
-        <w:lastRenderedPageBreak/>
         <w:t>Read to Write Synchronizer:</w:t>
       </w:r>
       <w:r>
@@ -821,8 +824,126 @@
       </w:r>
     </w:p>
     <w:p>
+      <w:pPr>
+        <w:rPr>
+          <w:noProof/>
+        </w:rPr>
+      </w:pPr>
+      <w:r>
+        <w:t>Coverage report:</w:t>
+      </w:r>
+      <w:r>
+        <w:rPr>
+          <w:noProof/>
+        </w:rPr>
+        <w:t xml:space="preserve"> </w:t>
+      </w:r>
+      <w:r>
+        <w:rPr>
+          <w:noProof/>
+        </w:rPr>
+        <w:drawing>
+          <wp:inline distT="0" distB="0" distL="0" distR="0" wp14:anchorId="299952D6" wp14:editId="7A0B91D6">
+            <wp:extent cx="5486400" cy="1848485"/>
+            <wp:effectExtent l="0" t="0" r="0" b="0"/>
+            <wp:docPr id="4" name="Picture 4"/>
+            <wp:cNvGraphicFramePr>
+              <a:graphicFrameLocks xmlns:a="http://schemas.openxmlformats.org/drawingml/2006/main" noChangeAspect="1"/>
+            </wp:cNvGraphicFramePr>
+            <a:graphic xmlns:a="http://schemas.openxmlformats.org/drawingml/2006/main">
+              <a:graphicData uri="http://schemas.openxmlformats.org/drawingml/2006/picture">
+                <pic:pic xmlns:pic="http://schemas.openxmlformats.org/drawingml/2006/picture">
+                  <pic:nvPicPr>
+                    <pic:cNvPr id="4" name="coverage.png"/>
+                    <pic:cNvPicPr/>
+                  </pic:nvPicPr>
+                  <pic:blipFill>
+                    <a:blip r:embed="rId11">
+                      <a:extLst>
+                        <a:ext uri="{28A0092B-C50C-407E-A947-70E740481C1C}">
+                          <a14:useLocalDpi xmlns:a14="http://schemas.microsoft.com/office/drawing/2010/main" val="0"/>
+                        </a:ext>
+                      </a:extLst>
+                    </a:blip>
+                    <a:stretch>
+                      <a:fillRect/>
+                    </a:stretch>
+                  </pic:blipFill>
+                  <pic:spPr>
+                    <a:xfrm>
+                      <a:off x="0" y="0"/>
+                      <a:ext cx="5486400" cy="1848485"/>
+                    </a:xfrm>
+                    <a:prstGeom prst="rect">
+                      <a:avLst/>
+                    </a:prstGeom>
+                  </pic:spPr>
+                </pic:pic>
+              </a:graphicData>
+            </a:graphic>
+          </wp:inline>
+        </w:drawing>
+      </w:r>
+    </w:p>
+    <w:p>
+      <w:r>
+        <w:t>Detailed Design Units Coverage Breakdown</w:t>
+      </w:r>
+      <w:r>
+        <w:t>:</w:t>
+      </w:r>
       <w:bookmarkStart w:id="0" w:name="_GoBack"/>
       <w:bookmarkEnd w:id="0"/>
+    </w:p>
+    <w:p/>
+    <w:p/>
+    <w:p>
+      <w:r>
+        <w:rPr>
+          <w:noProof/>
+        </w:rPr>
+        <w:drawing>
+          <wp:inline distT="0" distB="0" distL="0" distR="0">
+            <wp:extent cx="5486400" cy="2620010"/>
+            <wp:effectExtent l="0" t="0" r="0" b="8890"/>
+            <wp:docPr id="5" name="Picture 5"/>
+            <wp:cNvGraphicFramePr>
+              <a:graphicFrameLocks xmlns:a="http://schemas.openxmlformats.org/drawingml/2006/main" noChangeAspect="1"/>
+            </wp:cNvGraphicFramePr>
+            <a:graphic xmlns:a="http://schemas.openxmlformats.org/drawingml/2006/main">
+              <a:graphicData uri="http://schemas.openxmlformats.org/drawingml/2006/picture">
+                <pic:pic xmlns:pic="http://schemas.openxmlformats.org/drawingml/2006/picture">
+                  <pic:nvPicPr>
+                    <pic:cNvPr id="5" name="coverage_details.png"/>
+                    <pic:cNvPicPr/>
+                  </pic:nvPicPr>
+                  <pic:blipFill>
+                    <a:blip r:embed="rId12">
+                      <a:extLst>
+                        <a:ext uri="{28A0092B-C50C-407E-A947-70E740481C1C}">
+                          <a14:useLocalDpi xmlns:a14="http://schemas.microsoft.com/office/drawing/2010/main" val="0"/>
+                        </a:ext>
+                      </a:extLst>
+                    </a:blip>
+                    <a:stretch>
+                      <a:fillRect/>
+                    </a:stretch>
+                  </pic:blipFill>
+                  <pic:spPr>
+                    <a:xfrm>
+                      <a:off x="0" y="0"/>
+                      <a:ext cx="5486400" cy="2620010"/>
+                    </a:xfrm>
+                    <a:prstGeom prst="rect">
+                      <a:avLst/>
+                    </a:prstGeom>
+                  </pic:spPr>
+                </pic:pic>
+              </a:graphicData>
+            </a:graphic>
+          </wp:inline>
+        </w:drawing>
+      </w:r>
     </w:p>
     <w:sectPr>
       <w:pgSz w:w="12240" w:h="15840"/>
@@ -1249,6 +1370,29 @@
       <w:szCs w:val="32"/>
     </w:rPr>
   </w:style>
+  <w:style w:type="paragraph" w:styleId="Heading3">
+    <w:name w:val="heading 3"/>
+    <w:basedOn w:val="Normal"/>
+    <w:next w:val="Normal"/>
+    <w:link w:val="Heading3Char"/>
+    <w:uiPriority w:val="9"/>
+    <w:semiHidden/>
+    <w:unhideWhenUsed/>
+    <w:qFormat/>
+    <w:rsid w:val="00FA11DC"/>
+    <w:pPr>
+      <w:keepNext/>
+      <w:keepLines/>
+      <w:spacing w:before="40" w:after="0"/>
+      <w:outlineLvl w:val="2"/>
+    </w:pPr>
+    <w:rPr>
+      <w:rFonts w:asciiTheme="majorHAnsi" w:eastAsiaTheme="majorEastAsia" w:hAnsiTheme="majorHAnsi" w:cstheme="majorBidi"/>
+      <w:color w:val="1F4D78" w:themeColor="accent1" w:themeShade="7F"/>
+      <w:sz w:val="24"/>
+      <w:szCs w:val="24"/>
+    </w:rPr>
+  </w:style>
   <w:style w:type="character" w:default="1" w:styleId="DefaultParagraphFont">
     <w:name w:val="Default Paragraph Font"/>
     <w:uiPriority w:val="1"/>
@@ -1321,6 +1465,20 @@
       <w:color w:val="2E74B5" w:themeColor="accent1" w:themeShade="BF"/>
       <w:sz w:val="32"/>
       <w:szCs w:val="32"/>
+    </w:rPr>
+  </w:style>
+  <w:style w:type="character" w:customStyle="1" w:styleId="Heading3Char">
+    <w:name w:val="Heading 3 Char"/>
+    <w:basedOn w:val="DefaultParagraphFont"/>
+    <w:link w:val="Heading3"/>
+    <w:uiPriority w:val="9"/>
+    <w:semiHidden/>
+    <w:rsid w:val="00FA11DC"/>
+    <w:rPr>
+      <w:rFonts w:asciiTheme="majorHAnsi" w:eastAsiaTheme="majorEastAsia" w:hAnsiTheme="majorHAnsi" w:cstheme="majorBidi"/>
+      <w:color w:val="1F4D78" w:themeColor="accent1" w:themeShade="7F"/>
+      <w:sz w:val="24"/>
+      <w:szCs w:val="24"/>
     </w:rPr>
   </w:style>
 </w:styles>
@@ -1592,7 +1750,7 @@
 </file>
 
 <file path=customXml/itemProps1.xml><?xml version="1.0" encoding="utf-8"?>
-<ds:datastoreItem xmlns:ds="http://schemas.openxmlformats.org/officeDocument/2006/customXml" ds:itemID="{BDEBF73F-E294-4505-A3A5-EB5687C50968}">
+<ds:datastoreItem xmlns:ds="http://schemas.openxmlformats.org/officeDocument/2006/customXml" ds:itemID="{F526BC83-9598-4404-8FD3-44A036A00CD0}">
   <ds:schemaRefs>
     <ds:schemaRef ds:uri="http://schemas.openxmlformats.org/officeDocument/2006/bibliography"/>
   </ds:schemaRefs>
